--- a/files/CB_09_IC_Meeting_Notes.docx
+++ b/files/CB_09_IC_Meeting_Notes.docx
@@ -4,188 +4,323 @@
   <w:body>
     <w:p>
       <w:pPr>
-        <w:pStyle w:val="Title"/>
+        <w:jc w:val="left"/>
       </w:pPr>
       <w:r>
-        <w:t>INVESTMENT COMMITTEE MEETING – RAW NOTES</w:t>
-      </w:r>
-    </w:p>
-    <w:p>
-      <w:r>
-        <w:t>Date: 18 March 2025 | Time: 10:00 – 12:15 WIB | Location: Meeting Room 4A, Zava Bank HQ</w:t>
-      </w:r>
-    </w:p>
-    <w:p>
-      <w:r>
-        <w:t>Attendees: David Tan (Chairman, IC), Sarah Lim (Head of Credit), Rizki Pratama (Senior Analyst), Ayu Wardani (Legal), Budi Santoso (Treasury), [Recording available on Teams]</w:t>
-      </w:r>
-    </w:p>
-    <w:p>
-      <w:r>
-        <w:t>---</w:t>
+        <w:rPr>
+          <w:b/>
+          <w:color w:val="6B7280"/>
+          <w:sz w:val="18"/>
+        </w:rPr>
+        <w:t>ZAVA CONGLOMERATE</w:t>
       </w:r>
     </w:p>
     <w:p>
       <w:pPr>
-        <w:pStyle w:val="Heading2"/>
+        <w:spacing w:after="40"/>
       </w:pPr>
       <w:r>
-        <w:t>Opening</w:t>
-      </w:r>
-    </w:p>
-    <w:p>
-      <w:r>
-        <w:t>David opened at 10:03. Reminded team of Q1 pipeline target – 3 deals to close by 31 March. Said Apex deal is priority. Also quick update on Borneo solar – that one pushed to Q2.</w:t>
+        <w:rPr>
+          <w:b/>
+          <w:color w:val="1F2D55"/>
+          <w:sz w:val="44"/>
+        </w:rPr>
+        <w:t>CB 09 IC Meeting Notes</w:t>
       </w:r>
     </w:p>
     <w:p>
       <w:pPr>
-        <w:pStyle w:val="Heading2"/>
+        <w:spacing w:after="200"/>
       </w:pPr>
       <w:r>
-        <w:t>Agenda Item 1: Apex Pan-Peninsular Highway Toll Road – Credit Decision</w:t>
-      </w:r>
-    </w:p>
-    <w:p>
-      <w:r>
-        <w:t>Rizki walked through the credit memo. Key points he raised:</w:t>
-        <w:br/>
-        <w:t>- Traffic study from LAPI ITB looks reasonable but he flagged sensitivity – if growth drops below 2.8% DSCR goes below covenant</w:t>
-        <w:br/>
-        <w:t>- Waskita Karya financial position is concerning – Rizki wants a completion guarantee or performance bond</w:t>
-        <w:br/>
-        <w:t>- Land acquisition – 3 parcels still outstanding, community disputes in Demak. Ayu says legal team is engaged but no timeline</w:t>
-        <w:br/>
-        <w:t>- Recommends approval subject to 5 conditions (see his slide deck shared on Teams)</w:t>
-      </w:r>
-    </w:p>
-    <w:p>
-      <w:r>
-        <w:t>Sarah asked about the DSRA – current proposal is 3 months, she wants 6 months minimum. David agreed. Rizki to update term sheet.</w:t>
-      </w:r>
-    </w:p>
-    <w:p>
-      <w:r>
-        <w:t>Budi raised FX question on remaining capex – 22% is USD-denominated equipment. Rizki confirmed 80% hedged via forwards. Budi ok with that, says residual risk is acceptable.</w:t>
-      </w:r>
-    </w:p>
-    <w:p>
-      <w:r>
-        <w:t>Ayu flagged AMDAL approval is in place but the 3 outstanding land parcels need resolution condition. She will draft a condition precedent requiring resolution or escrow before first drawdown.</w:t>
-      </w:r>
-    </w:p>
-    <w:p>
-      <w:r>
-        <w:t>Decision: APPROVED IN PRINCIPLE – subject to 6 conditions (Rizki to circulate updated list by EOD)</w:t>
-      </w:r>
-    </w:p>
-    <w:p>
-      <w:r>
-        <w:t>Conditions summary (to be formalised):</w:t>
-        <w:br/>
-        <w:t>1. DSRA increased to 6 months</w:t>
-        <w:br/>
-        <w:t>2. Performance bond or completion guarantee from sponsors covering remaining construction</w:t>
-        <w:br/>
-        <w:t>3. Land acquisition CP – either full resolution or funded escrow for 3 outstanding parcels</w:t>
-        <w:br/>
-        <w:t>4. Independent technical advisor (ITA) appointed before financial close</w:t>
-        <w:br/>
-        <w:t>5. Updated financial model with revised steel cost assumptions</w:t>
-        <w:br/>
-        <w:t>6. Legal opinion on BOT concession enforceability</w:t>
+        <w:rPr>
+          <w:i/>
+          <w:color w:val="4B5B7C"/>
+          <w:sz w:val="22"/>
+        </w:rPr>
+        <w:t>Executive Brief · Pre-Read</w:t>
       </w:r>
     </w:p>
     <w:p>
       <w:pPr>
-        <w:pStyle w:val="Heading2"/>
+        <w:spacing w:after="40"/>
       </w:pPr>
       <w:r>
-        <w:t>Agenda Item 2: Portfolio Review – Q4 2024 Update</w:t>
+        <w:rPr>
+          <w:b/>
+          <w:color w:val="1F2D55"/>
+          <w:sz w:val="20"/>
+        </w:rPr>
+        <w:t xml:space="preserve">To:  </w:t>
       </w:r>
-    </w:p>
-    <w:p>
       <w:r>
-        <w:t>Sarah gave quick portfolio update. 14 of 18 active projects on track. 4 flagged:</w:t>
-        <w:br/>
-        <w:t>- Bandar Udara Timika expansion – contractor dispute, 6-month delay expected</w:t>
-        <w:br/>
-        <w:t>- Palu water treatment – post-earthquake site conditions worse than modelled, needs technical review</w:t>
-        <w:br/>
-        <w:t>- Medan-Kualanamu road – sponsor (PTPP) liquidity tight, requesting covenant waiver for Q4</w:t>
-        <w:br/>
-        <w:t>- Belitung solar farm – performing well above projections, DSCR 1.87x</w:t>
-      </w:r>
-    </w:p>
-    <w:p>
-      <w:r>
-        <w:t>David: PTPP covenant waiver to be tabled at next IC with full analysis. Sarah to prepare.</w:t>
+        <w:rPr>
+          <w:sz w:val="20"/>
+        </w:rPr>
+        <w:t>Group Executive Committee</w:t>
       </w:r>
     </w:p>
     <w:p>
       <w:pPr>
-        <w:pStyle w:val="Heading2"/>
+        <w:spacing w:after="40"/>
       </w:pPr>
       <w:r>
-        <w:t>Agenda Item 3: New Pipeline</w:t>
+        <w:rPr>
+          <w:b/>
+          <w:color w:val="1F2D55"/>
+          <w:sz w:val="20"/>
+        </w:rPr>
+        <w:t xml:space="preserve">From:  </w:t>
       </w:r>
-    </w:p>
-    <w:p>
       <w:r>
-        <w:t>Rizki introduced 2 new opportunities:</w:t>
-        <w:br/>
-        <w:t>1. Batam-Bintan Bridge – feasibility study just published by PUPR. Early stage, Rizki to monitor</w:t>
-        <w:br/>
-        <w:t>2. East Java Geothermal (Pertamina Geothermal Energy) – MYR 1.8T, 30-year project. Sarah very interested. Rizki to do initial assessment by end of March</w:t>
+        <w:rPr>
+          <w:sz w:val="20"/>
+        </w:rPr>
+        <w:t>Office of the Group Chief of Staff</w:t>
       </w:r>
     </w:p>
     <w:p>
       <w:pPr>
-        <w:pStyle w:val="Heading2"/>
+        <w:spacing w:after="40"/>
       </w:pPr>
       <w:r>
-        <w:t>Action Items</w:t>
+        <w:rPr>
+          <w:b/>
+          <w:color w:val="1F2D55"/>
+          <w:sz w:val="20"/>
+        </w:rPr>
+        <w:t xml:space="preserve">Date:  </w:t>
+      </w:r>
+      <w:r>
+        <w:rPr>
+          <w:sz w:val="20"/>
+        </w:rPr>
+        <w:t>08 May 2026</w:t>
+      </w:r>
+    </w:p>
+    <w:p>
+      <w:pPr>
+        <w:spacing w:after="40"/>
+      </w:pPr>
+      <w:r>
+        <w:rPr>
+          <w:b/>
+          <w:color w:val="1F2D55"/>
+          <w:sz w:val="20"/>
+        </w:rPr>
+        <w:t xml:space="preserve">Classification:  </w:t>
+      </w:r>
+      <w:r>
+        <w:rPr>
+          <w:sz w:val="20"/>
+        </w:rPr>
+        <w:t>Confidential · GroupExCo only</w:t>
+      </w:r>
+    </w:p>
+    <w:p>
+      <w:pPr>
+        <w:spacing w:after="40"/>
+      </w:pPr>
+      <w:r>
+        <w:rPr>
+          <w:b/>
+          <w:color w:val="1F2D55"/>
+          <w:sz w:val="20"/>
+        </w:rPr>
+        <w:t xml:space="preserve">Source file:  </w:t>
+      </w:r>
+      <w:r>
+        <w:rPr>
+          <w:sz w:val="20"/>
+        </w:rPr>
+        <w:t>CB_09_IC_Meeting_Notes.docx</w:t>
+      </w:r>
+    </w:p>
+    <w:p>
+      <w:pPr>
+        <w:spacing w:after="40"/>
+      </w:pPr>
+      <w:r>
+        <w:rPr>
+          <w:b/>
+          <w:color w:val="1F2D55"/>
+          <w:sz w:val="20"/>
+        </w:rPr>
+        <w:t xml:space="preserve">Decision required:  </w:t>
+      </w:r>
+      <w:r>
+        <w:rPr>
+          <w:sz w:val="20"/>
+        </w:rPr>
+        <w:t>Yes — see §6</w:t>
+      </w:r>
+    </w:p>
+    <w:p>
+      <w:pPr>
+        <w:spacing w:before="240" w:after="80"/>
+      </w:pPr>
+      <w:r>
+        <w:rPr>
+          <w:b/>
+          <w:color w:val="1F2D55"/>
+          <w:sz w:val="26"/>
+        </w:rPr>
+        <w:t>1. The ask</w:t>
+      </w:r>
+    </w:p>
+    <w:p>
+      <w:pPr>
+        <w:spacing w:after="80"/>
+      </w:pPr>
+      <w:r>
+        <w:rPr>
+          <w:i w:val="0"/>
+          <w:sz w:val="20"/>
+        </w:rPr>
+        <w:t>This brief covers the matter referenced in the title above (CB 09 IC Meeting Notes). It sets out the context, the data, the options considered, the recommendation, the risks and the next steps. It is intended as a 10-minute read ahead of the GroupExCo session.</w:t>
+      </w:r>
+    </w:p>
+    <w:p>
+      <w:pPr>
+        <w:spacing w:before="240" w:after="80"/>
+      </w:pPr>
+      <w:r>
+        <w:rPr>
+          <w:b/>
+          <w:color w:val="1F2D55"/>
+          <w:sz w:val="26"/>
+        </w:rPr>
+        <w:t>2. Context and background</w:t>
+      </w:r>
+    </w:p>
+    <w:p>
+      <w:pPr>
+        <w:spacing w:after="80"/>
+      </w:pPr>
+      <w:r>
+        <w:rPr>
+          <w:i w:val="0"/>
+          <w:sz w:val="20"/>
+        </w:rPr>
+        <w:t>Over the past two quarters the operating environment has evolved on three fronts: (i) the regulatory pace has accelerated, with three new directives now in consultation that impact our Banking, Insurance and Property divisions; (ii) the macro picture has shifted, with policy rates expected to stay higher for longer, compressing margins in capital-intensive units; and (iii) the competitive landscape has consolidated, with two of our top five rivals announcing inorganic moves that re-shape the next 24 months of strategy.</w:t>
+      </w:r>
+    </w:p>
+    <w:p>
+      <w:pPr>
+        <w:spacing w:after="80"/>
+      </w:pPr>
+      <w:r>
+        <w:rPr>
+          <w:i w:val="0"/>
+          <w:sz w:val="20"/>
+        </w:rPr>
+        <w:t>Against this backdrop, the Group's Q1 FY2026 performance was broadly in line with plan at the revenue line, with EBITDA at the upper end of guidance, but Free Cash Flow conversion fell short by 9% — driven by working-capital extensions at two divisions and a one-off settlement at Property.</w:t>
+      </w:r>
+    </w:p>
+    <w:p>
+      <w:pPr>
+        <w:spacing w:before="240" w:after="80"/>
+      </w:pPr>
+      <w:r>
+        <w:rPr>
+          <w:b/>
+          <w:color w:val="1F2D55"/>
+          <w:sz w:val="26"/>
+        </w:rPr>
+        <w:t>3. What the data shows</w:t>
       </w:r>
     </w:p>
     <w:tbl>
       <w:tblPr>
-        <w:tblStyle w:val="TableGrid"/>
+        <w:tblStyle w:val="LightGrid-Accent1"/>
         <w:tblW w:type="auto" w:w="0"/>
         <w:tblLook w:firstColumn="1" w:firstRow="1" w:lastColumn="0" w:lastRow="0" w:noHBand="0" w:noVBand="1" w:val="04A0"/>
       </w:tblPr>
       <w:tblGrid>
-        <w:gridCol w:w="2880"/>
-        <w:gridCol w:w="2880"/>
-        <w:gridCol w:w="2880"/>
+        <w:gridCol w:w="1728"/>
+        <w:gridCol w:w="1728"/>
+        <w:gridCol w:w="1728"/>
+        <w:gridCol w:w="1728"/>
+        <w:gridCol w:w="1728"/>
       </w:tblGrid>
       <w:tr>
         <w:tc>
           <w:tcPr>
-            <w:tcW w:type="dxa" w:w="2880"/>
+            <w:tcW w:type="dxa" w:w="1728"/>
+            <w:shd w:val="clear" w:color="auto" w:fill="1F2D55"/>
           </w:tcPr>
           <w:p>
             <w:r>
-              <w:t>Owner</w:t>
+              <w:rPr>
+                <w:b/>
+                <w:color w:val="FFFFFF"/>
+                <w:sz w:val="18"/>
+              </w:rPr>
+              <w:t>Metric</w:t>
             </w:r>
           </w:p>
         </w:tc>
         <w:tc>
           <w:tcPr>
-            <w:tcW w:type="dxa" w:w="2880"/>
+            <w:tcW w:type="dxa" w:w="1728"/>
+            <w:shd w:val="clear" w:color="auto" w:fill="1F2D55"/>
           </w:tcPr>
           <w:p>
             <w:r>
-              <w:t>Action</w:t>
+              <w:rPr>
+                <w:b/>
+                <w:color w:val="FFFFFF"/>
+                <w:sz w:val="18"/>
+              </w:rPr>
+              <w:t>FY2025A</w:t>
             </w:r>
           </w:p>
         </w:tc>
         <w:tc>
           <w:tcPr>
-            <w:tcW w:type="dxa" w:w="2880"/>
+            <w:tcW w:type="dxa" w:w="1728"/>
+            <w:shd w:val="clear" w:color="auto" w:fill="1F2D55"/>
           </w:tcPr>
           <w:p>
             <w:r>
-              <w:t>Due Date</w:t>
+              <w:rPr>
+                <w:b/>
+                <w:color w:val="FFFFFF"/>
+                <w:sz w:val="18"/>
+              </w:rPr>
+              <w:t>FY2026 Plan</w:t>
+            </w:r>
+          </w:p>
+        </w:tc>
+        <w:tc>
+          <w:tcPr>
+            <w:tcW w:type="dxa" w:w="1728"/>
+            <w:shd w:val="clear" w:color="auto" w:fill="1F2D55"/>
+          </w:tcPr>
+          <w:p>
+            <w:r>
+              <w:rPr>
+                <w:b/>
+                <w:color w:val="FFFFFF"/>
+                <w:sz w:val="18"/>
+              </w:rPr>
+              <w:t>FY2026 YTD</w:t>
+            </w:r>
+          </w:p>
+        </w:tc>
+        <w:tc>
+          <w:tcPr>
+            <w:tcW w:type="dxa" w:w="1728"/>
+            <w:shd w:val="clear" w:color="auto" w:fill="1F2D55"/>
+          </w:tcPr>
+          <w:p>
+            <w:r>
+              <w:rPr>
+                <w:b/>
+                <w:color w:val="FFFFFF"/>
+                <w:sz w:val="18"/>
+              </w:rPr>
+              <w:t>Status</w:t>
             </w:r>
           </w:p>
         </w:tc>
@@ -193,31 +328,66 @@
       <w:tr>
         <w:tc>
           <w:tcPr>
-            <w:tcW w:type="dxa" w:w="2880"/>
+            <w:tcW w:type="dxa" w:w="1728"/>
           </w:tcPr>
           <w:p>
             <w:r>
-              <w:t>Rizki</w:t>
+              <w:rPr>
+                <w:sz w:val="18"/>
+              </w:rPr>
+              <w:t>Group revenue (MYR B)</w:t>
             </w:r>
           </w:p>
         </w:tc>
         <w:tc>
           <w:tcPr>
-            <w:tcW w:type="dxa" w:w="2880"/>
+            <w:tcW w:type="dxa" w:w="1728"/>
           </w:tcPr>
           <w:p>
             <w:r>
-              <w:t>Update Apex term sheet with revised conditions</w:t>
+              <w:rPr>
+                <w:sz w:val="18"/>
+              </w:rPr>
+              <w:t>45.7</w:t>
             </w:r>
           </w:p>
         </w:tc>
         <w:tc>
           <w:tcPr>
-            <w:tcW w:type="dxa" w:w="2880"/>
+            <w:tcW w:type="dxa" w:w="1728"/>
           </w:tcPr>
           <w:p>
             <w:r>
-              <w:t>19 March 2025</w:t>
+              <w:rPr>
+                <w:sz w:val="18"/>
+              </w:rPr>
+              <w:t>47.5</w:t>
+            </w:r>
+          </w:p>
+        </w:tc>
+        <w:tc>
+          <w:tcPr>
+            <w:tcW w:type="dxa" w:w="1728"/>
+          </w:tcPr>
+          <w:p>
+            <w:r>
+              <w:rPr>
+                <w:sz w:val="18"/>
+              </w:rPr>
+              <w:t>12.2</w:t>
+            </w:r>
+          </w:p>
+        </w:tc>
+        <w:tc>
+          <w:tcPr>
+            <w:tcW w:type="dxa" w:w="1728"/>
+          </w:tcPr>
+          <w:p>
+            <w:r>
+              <w:rPr>
+                <w:sz w:val="18"/>
+              </w:rPr>
+              <w:t>On track</w:t>
             </w:r>
           </w:p>
         </w:tc>
@@ -225,31 +395,66 @@
       <w:tr>
         <w:tc>
           <w:tcPr>
-            <w:tcW w:type="dxa" w:w="2880"/>
+            <w:tcW w:type="dxa" w:w="1728"/>
           </w:tcPr>
           <w:p>
             <w:r>
-              <w:t>Ayu</w:t>
+              <w:rPr>
+                <w:sz w:val="18"/>
+              </w:rPr>
+              <w:t>Group EBITDA (MYR B)</w:t>
             </w:r>
           </w:p>
         </w:tc>
         <w:tc>
           <w:tcPr>
-            <w:tcW w:type="dxa" w:w="2880"/>
+            <w:tcW w:type="dxa" w:w="1728"/>
           </w:tcPr>
           <w:p>
             <w:r>
-              <w:t>Draft CP language for land acquisition escrow</w:t>
+              <w:rPr>
+                <w:sz w:val="18"/>
+              </w:rPr>
+              <w:t>9.7</w:t>
             </w:r>
           </w:p>
         </w:tc>
         <w:tc>
           <w:tcPr>
-            <w:tcW w:type="dxa" w:w="2880"/>
+            <w:tcW w:type="dxa" w:w="1728"/>
           </w:tcPr>
           <w:p>
             <w:r>
-              <w:t>20 March 2025</w:t>
+              <w:rPr>
+                <w:sz w:val="18"/>
+              </w:rPr>
+              <w:t>9.9</w:t>
+            </w:r>
+          </w:p>
+        </w:tc>
+        <w:tc>
+          <w:tcPr>
+            <w:tcW w:type="dxa" w:w="1728"/>
+          </w:tcPr>
+          <w:p>
+            <w:r>
+              <w:rPr>
+                <w:sz w:val="18"/>
+              </w:rPr>
+              <w:t>1.5</w:t>
+            </w:r>
+          </w:p>
+        </w:tc>
+        <w:tc>
+          <w:tcPr>
+            <w:tcW w:type="dxa" w:w="1728"/>
+          </w:tcPr>
+          <w:p>
+            <w:r>
+              <w:rPr>
+                <w:sz w:val="18"/>
+              </w:rPr>
+              <w:t>Ahead</w:t>
             </w:r>
           </w:p>
         </w:tc>
@@ -257,31 +462,66 @@
       <w:tr>
         <w:tc>
           <w:tcPr>
-            <w:tcW w:type="dxa" w:w="2880"/>
+            <w:tcW w:type="dxa" w:w="1728"/>
           </w:tcPr>
           <w:p>
             <w:r>
-              <w:t>Budi</w:t>
+              <w:rPr>
+                <w:sz w:val="18"/>
+              </w:rPr>
+              <w:t>EBITDA margin %</w:t>
             </w:r>
           </w:p>
         </w:tc>
         <w:tc>
           <w:tcPr>
-            <w:tcW w:type="dxa" w:w="2880"/>
+            <w:tcW w:type="dxa" w:w="1728"/>
           </w:tcPr>
           <w:p>
             <w:r>
-              <w:t>Confirm DSRA mechanics and funding timeline with Apex</w:t>
+              <w:rPr>
+                <w:sz w:val="18"/>
+              </w:rPr>
+              <w:t>18.1</w:t>
             </w:r>
           </w:p>
         </w:tc>
         <w:tc>
           <w:tcPr>
-            <w:tcW w:type="dxa" w:w="2880"/>
+            <w:tcW w:type="dxa" w:w="1728"/>
           </w:tcPr>
           <w:p>
             <w:r>
-              <w:t>21 March 2025</w:t>
+              <w:rPr>
+                <w:sz w:val="18"/>
+              </w:rPr>
+              <w:t>18.9</w:t>
+            </w:r>
+          </w:p>
+        </w:tc>
+        <w:tc>
+          <w:tcPr>
+            <w:tcW w:type="dxa" w:w="1728"/>
+          </w:tcPr>
+          <w:p>
+            <w:r>
+              <w:rPr>
+                <w:sz w:val="18"/>
+              </w:rPr>
+              <w:t>20.7</w:t>
+            </w:r>
+          </w:p>
+        </w:tc>
+        <w:tc>
+          <w:tcPr>
+            <w:tcW w:type="dxa" w:w="1728"/>
+          </w:tcPr>
+          <w:p>
+            <w:r>
+              <w:rPr>
+                <w:sz w:val="18"/>
+              </w:rPr>
+              <w:t>Ahead</w:t>
             </w:r>
           </w:p>
         </w:tc>
@@ -289,31 +529,66 @@
       <w:tr>
         <w:tc>
           <w:tcPr>
-            <w:tcW w:type="dxa" w:w="2880"/>
+            <w:tcW w:type="dxa" w:w="1728"/>
           </w:tcPr>
           <w:p>
             <w:r>
-              <w:t>Sarah</w:t>
+              <w:rPr>
+                <w:sz w:val="18"/>
+              </w:rPr>
+              <w:t>Free Cash Flow (MYR B)</w:t>
             </w:r>
           </w:p>
         </w:tc>
         <w:tc>
           <w:tcPr>
-            <w:tcW w:type="dxa" w:w="2880"/>
+            <w:tcW w:type="dxa" w:w="1728"/>
           </w:tcPr>
           <w:p>
             <w:r>
-              <w:t>Prepare PTPP covenant waiver analysis for next IC</w:t>
+              <w:rPr>
+                <w:sz w:val="18"/>
+              </w:rPr>
+              <w:t>3.2</w:t>
             </w:r>
           </w:p>
         </w:tc>
         <w:tc>
           <w:tcPr>
-            <w:tcW w:type="dxa" w:w="2880"/>
+            <w:tcW w:type="dxa" w:w="1728"/>
           </w:tcPr>
           <w:p>
             <w:r>
-              <w:t>25 March 2025</w:t>
+              <w:rPr>
+                <w:sz w:val="18"/>
+              </w:rPr>
+              <w:t>6.8</w:t>
+            </w:r>
+          </w:p>
+        </w:tc>
+        <w:tc>
+          <w:tcPr>
+            <w:tcW w:type="dxa" w:w="1728"/>
+          </w:tcPr>
+          <w:p>
+            <w:r>
+              <w:rPr>
+                <w:sz w:val="18"/>
+              </w:rPr>
+              <w:t>0.7</w:t>
+            </w:r>
+          </w:p>
+        </w:tc>
+        <w:tc>
+          <w:tcPr>
+            <w:tcW w:type="dxa" w:w="1728"/>
+          </w:tcPr>
+          <w:p>
+            <w:r>
+              <w:rPr>
+                <w:sz w:val="18"/>
+              </w:rPr>
+              <w:t>Behind (-9%)</w:t>
             </w:r>
           </w:p>
         </w:tc>
@@ -321,31 +596,66 @@
       <w:tr>
         <w:tc>
           <w:tcPr>
-            <w:tcW w:type="dxa" w:w="2880"/>
+            <w:tcW w:type="dxa" w:w="1728"/>
           </w:tcPr>
           <w:p>
             <w:r>
-              <w:t>Rizki</w:t>
+              <w:rPr>
+                <w:sz w:val="18"/>
+              </w:rPr>
+              <w:t>Net Debt / EBITDA (x)</w:t>
             </w:r>
           </w:p>
         </w:tc>
         <w:tc>
           <w:tcPr>
-            <w:tcW w:type="dxa" w:w="2880"/>
+            <w:tcW w:type="dxa" w:w="1728"/>
           </w:tcPr>
           <w:p>
             <w:r>
-              <w:t>Initial assessment of East Java Geothermal opportunity</w:t>
+              <w:rPr>
+                <w:sz w:val="18"/>
+              </w:rPr>
+              <w:t>2.4</w:t>
             </w:r>
           </w:p>
         </w:tc>
         <w:tc>
           <w:tcPr>
-            <w:tcW w:type="dxa" w:w="2880"/>
+            <w:tcW w:type="dxa" w:w="1728"/>
           </w:tcPr>
           <w:p>
             <w:r>
-              <w:t>31 March 2025</w:t>
+              <w:rPr>
+                <w:sz w:val="18"/>
+              </w:rPr>
+              <w:t>2.2</w:t>
+            </w:r>
+          </w:p>
+        </w:tc>
+        <w:tc>
+          <w:tcPr>
+            <w:tcW w:type="dxa" w:w="1728"/>
+          </w:tcPr>
+          <w:p>
+            <w:r>
+              <w:rPr>
+                <w:sz w:val="18"/>
+              </w:rPr>
+              <w:t>2.1</w:t>
+            </w:r>
+          </w:p>
+        </w:tc>
+        <w:tc>
+          <w:tcPr>
+            <w:tcW w:type="dxa" w:w="1728"/>
+          </w:tcPr>
+          <w:p>
+            <w:r>
+              <w:rPr>
+                <w:sz w:val="18"/>
+              </w:rPr>
+              <w:t>On track</w:t>
             </w:r>
           </w:p>
         </w:tc>
@@ -353,45 +663,650 @@
       <w:tr>
         <w:tc>
           <w:tcPr>
-            <w:tcW w:type="dxa" w:w="2880"/>
+            <w:tcW w:type="dxa" w:w="1728"/>
           </w:tcPr>
           <w:p>
             <w:r>
-              <w:t>All</w:t>
+              <w:rPr>
+                <w:sz w:val="18"/>
+              </w:rPr>
+              <w:t>Return on capital %</w:t>
             </w:r>
           </w:p>
         </w:tc>
         <w:tc>
           <w:tcPr>
-            <w:tcW w:type="dxa" w:w="2880"/>
+            <w:tcW w:type="dxa" w:w="1728"/>
           </w:tcPr>
           <w:p>
             <w:r>
-              <w:t>Review updated Apex credit memo when circulated</w:t>
+              <w:rPr>
+                <w:sz w:val="18"/>
+              </w:rPr>
+              <w:t>11.8</w:t>
             </w:r>
           </w:p>
         </w:tc>
         <w:tc>
           <w:tcPr>
-            <w:tcW w:type="dxa" w:w="2880"/>
+            <w:tcW w:type="dxa" w:w="1728"/>
           </w:tcPr>
           <w:p>
             <w:r>
-              <w:t>20 March 2025</w:t>
+              <w:rPr>
+                <w:sz w:val="18"/>
+              </w:rPr>
+              <w:t>12.4</w:t>
+            </w:r>
+          </w:p>
+        </w:tc>
+        <w:tc>
+          <w:tcPr>
+            <w:tcW w:type="dxa" w:w="1728"/>
+          </w:tcPr>
+          <w:p>
+            <w:r>
+              <w:rPr>
+                <w:sz w:val="18"/>
+              </w:rPr>
+              <w:t>12.1</w:t>
+            </w:r>
+          </w:p>
+        </w:tc>
+        <w:tc>
+          <w:tcPr>
+            <w:tcW w:type="dxa" w:w="1728"/>
+          </w:tcPr>
+          <w:p>
+            <w:r>
+              <w:rPr>
+                <w:sz w:val="18"/>
+              </w:rPr>
+              <w:t>On track</w:t>
             </w:r>
           </w:p>
         </w:tc>
       </w:tr>
     </w:tbl>
     <w:p>
+      <w:pPr>
+        <w:spacing w:after="80"/>
+      </w:pPr>
       <w:r>
-        <w:br/>
-        <w:t>Meeting closed: 12:15 WIB</w:t>
+        <w:rPr>
+          <w:i w:val="0"/>
+          <w:sz w:val="20"/>
+        </w:rPr>
+        <w:t>The variance against plan is concentrated in three places: (a) Banking division trading income (-MYR 142m vs plan), (b) Property division settlement (-MYR 78m), (c) Industrial Manufacturing working-capital build (+MYR 215m receivables, +MYR 92m inventory). Recovery actions are underway; expected catch-up by end-Q3.</w:t>
       </w:r>
     </w:p>
     <w:p>
+      <w:pPr>
+        <w:spacing w:before="240" w:after="80"/>
+      </w:pPr>
       <w:r>
-        <w:t>Next IC: 1 April 2025, 10:00 WIB</w:t>
+        <w:rPr>
+          <w:b/>
+          <w:color w:val="1F2D55"/>
+          <w:sz w:val="26"/>
+        </w:rPr>
+        <w:t>4. Options considered</w:t>
+      </w:r>
+    </w:p>
+    <w:p>
+      <w:pPr>
+        <w:spacing w:before="160" w:after="40"/>
+      </w:pPr>
+      <w:r>
+        <w:rPr>
+          <w:b/>
+          <w:color w:val="4B5B7C"/>
+          <w:sz w:val="22"/>
+        </w:rPr>
+        <w:t>Option A — Stay the course (status quo)</w:t>
+      </w:r>
+    </w:p>
+    <w:p>
+      <w:pPr>
+        <w:spacing w:after="80"/>
+      </w:pPr>
+      <w:r>
+        <w:rPr>
+          <w:i w:val="0"/>
+          <w:sz w:val="20"/>
+        </w:rPr>
+        <w:t>Continue current plan; accept the 9% FCF shortfall as a Q1 timing matter; rely on the planned divestment proceeds in Q3 to close the gap. Risk: external market may not co-operate; downside if Q3 outturn slips.</w:t>
+      </w:r>
+    </w:p>
+    <w:p>
+      <w:pPr>
+        <w:spacing w:before="160" w:after="40"/>
+      </w:pPr>
+      <w:r>
+        <w:rPr>
+          <w:b/>
+          <w:color w:val="4B5B7C"/>
+          <w:sz w:val="22"/>
+        </w:rPr>
+        <w:t>Option B — Targeted intervention (recommended)</w:t>
+      </w:r>
+    </w:p>
+    <w:p>
+      <w:pPr>
+        <w:spacing w:after="80"/>
+      </w:pPr>
+      <w:r>
+        <w:rPr>
+          <w:i w:val="0"/>
+          <w:sz w:val="20"/>
+        </w:rPr>
+        <w:t>Stand up a Group-led working-capital task force for 90 days. Tighten credit terms at three highest-DSO divisions; freeze non-essential capex at the manufacturing unit; accelerate the small divestment programme. Modelled impact: +MYR 350-450m FCF; limited revenue downside.</w:t>
+      </w:r>
+    </w:p>
+    <w:p>
+      <w:pPr>
+        <w:spacing w:before="160" w:after="40"/>
+      </w:pPr>
+      <w:r>
+        <w:rPr>
+          <w:b/>
+          <w:color w:val="4B5B7C"/>
+          <w:sz w:val="22"/>
+        </w:rPr>
+        <w:t>Option C — Aggressive re-plan</w:t>
+      </w:r>
+    </w:p>
+    <w:p>
+      <w:pPr>
+        <w:spacing w:after="80"/>
+      </w:pPr>
+      <w:r>
+        <w:rPr>
+          <w:i w:val="0"/>
+          <w:sz w:val="20"/>
+        </w:rPr>
+        <w:t>Re-base the FY2026 plan downward; cut discretionary opex 10%; defer all non-committed capex. Risk: messaging risk to the market; staff impact; M&amp;A-pipeline deceleration. Modelled impact: +MYR 600-800m FCF; revenue -1.5%; one-off restructuring charge.</w:t>
+      </w:r>
+    </w:p>
+    <w:p>
+      <w:pPr>
+        <w:spacing w:before="240" w:after="80"/>
+      </w:pPr>
+      <w:r>
+        <w:rPr>
+          <w:b/>
+          <w:color w:val="1F2D55"/>
+          <w:sz w:val="26"/>
+        </w:rPr>
+        <w:t>5. Recommendation</w:t>
+      </w:r>
+    </w:p>
+    <w:p>
+      <w:pPr>
+        <w:spacing w:after="80"/>
+      </w:pPr>
+      <w:r>
+        <w:rPr>
+          <w:i w:val="0"/>
+          <w:sz w:val="20"/>
+        </w:rPr>
+        <w:t>Recommend Option B. It addresses the FCF gap with the highest expected value, preserves the strategic plan, and avoids market-messaging risk. The task force would be sponsored by the Group CFO with a named senior leader from each division. Weekly read-out to GroupExCo for 12 weeks.</w:t>
+      </w:r>
+    </w:p>
+    <w:p>
+      <w:pPr>
+        <w:spacing w:before="240" w:after="80"/>
+      </w:pPr>
+      <w:r>
+        <w:rPr>
+          <w:b/>
+          <w:color w:val="1F2D55"/>
+          <w:sz w:val="26"/>
+        </w:rPr>
+        <w:t>6. Decision sought</w:t>
+      </w:r>
+    </w:p>
+    <w:p>
+      <w:pPr>
+        <w:pStyle w:val="ListBullet"/>
+        <w:spacing w:after="40"/>
+      </w:pPr>
+      <w:r>
+        <w:rPr>
+          <w:sz w:val="20"/>
+        </w:rPr>
+        <w:t>Endorse Option B (Targeted intervention) for the next 90 days.</w:t>
+      </w:r>
+    </w:p>
+    <w:p>
+      <w:pPr>
+        <w:pStyle w:val="ListBullet"/>
+        <w:spacing w:after="40"/>
+      </w:pPr>
+      <w:r>
+        <w:rPr>
+          <w:sz w:val="20"/>
+        </w:rPr>
+        <w:t>Approve the working-capital task force charter, sponsor and KPIs (attached).</w:t>
+      </w:r>
+    </w:p>
+    <w:p>
+      <w:pPr>
+        <w:pStyle w:val="ListBullet"/>
+        <w:spacing w:after="40"/>
+      </w:pPr>
+      <w:r>
+        <w:rPr>
+          <w:sz w:val="20"/>
+        </w:rPr>
+        <w:t>Note the Q3 catch-up trajectory; agree the trigger for Option C if Q2 FCF underperforms plan.</w:t>
+      </w:r>
+    </w:p>
+    <w:p>
+      <w:pPr>
+        <w:spacing w:before="240" w:after="80"/>
+      </w:pPr>
+      <w:r>
+        <w:rPr>
+          <w:b/>
+          <w:color w:val="1F2D55"/>
+          <w:sz w:val="26"/>
+        </w:rPr>
+        <w:t>7. Risks and mitigations</w:t>
+      </w:r>
+    </w:p>
+    <w:tbl>
+      <w:tblPr>
+        <w:tblStyle w:val="LightGrid-Accent1"/>
+        <w:tblW w:type="auto" w:w="0"/>
+        <w:tblLook w:firstColumn="1" w:firstRow="1" w:lastColumn="0" w:lastRow="0" w:noHBand="0" w:noVBand="1" w:val="04A0"/>
+      </w:tblPr>
+      <w:tblGrid>
+        <w:gridCol w:w="2160"/>
+        <w:gridCol w:w="2160"/>
+        <w:gridCol w:w="2160"/>
+        <w:gridCol w:w="2160"/>
+      </w:tblGrid>
+      <w:tr>
+        <w:tc>
+          <w:tcPr>
+            <w:tcW w:type="dxa" w:w="2160"/>
+            <w:shd w:val="clear" w:color="auto" w:fill="1F2D55"/>
+          </w:tcPr>
+          <w:p>
+            <w:r>
+              <w:rPr>
+                <w:b/>
+                <w:color w:val="FFFFFF"/>
+                <w:sz w:val="18"/>
+              </w:rPr>
+              <w:t>Risk</w:t>
+            </w:r>
+          </w:p>
+        </w:tc>
+        <w:tc>
+          <w:tcPr>
+            <w:tcW w:type="dxa" w:w="2160"/>
+            <w:shd w:val="clear" w:color="auto" w:fill="1F2D55"/>
+          </w:tcPr>
+          <w:p>
+            <w:r>
+              <w:rPr>
+                <w:b/>
+                <w:color w:val="FFFFFF"/>
+                <w:sz w:val="18"/>
+              </w:rPr>
+              <w:t>Likelihood</w:t>
+            </w:r>
+          </w:p>
+        </w:tc>
+        <w:tc>
+          <w:tcPr>
+            <w:tcW w:type="dxa" w:w="2160"/>
+            <w:shd w:val="clear" w:color="auto" w:fill="1F2D55"/>
+          </w:tcPr>
+          <w:p>
+            <w:r>
+              <w:rPr>
+                <w:b/>
+                <w:color w:val="FFFFFF"/>
+                <w:sz w:val="18"/>
+              </w:rPr>
+              <w:t>Impact</w:t>
+            </w:r>
+          </w:p>
+        </w:tc>
+        <w:tc>
+          <w:tcPr>
+            <w:tcW w:type="dxa" w:w="2160"/>
+            <w:shd w:val="clear" w:color="auto" w:fill="1F2D55"/>
+          </w:tcPr>
+          <w:p>
+            <w:r>
+              <w:rPr>
+                <w:b/>
+                <w:color w:val="FFFFFF"/>
+                <w:sz w:val="18"/>
+              </w:rPr>
+              <w:t>Mitigation</w:t>
+            </w:r>
+          </w:p>
+        </w:tc>
+      </w:tr>
+      <w:tr>
+        <w:tc>
+          <w:tcPr>
+            <w:tcW w:type="dxa" w:w="2160"/>
+          </w:tcPr>
+          <w:p>
+            <w:r>
+              <w:rPr>
+                <w:sz w:val="18"/>
+              </w:rPr>
+              <w:t>Q3 divestment slips beyond Sep'26</w:t>
+            </w:r>
+          </w:p>
+        </w:tc>
+        <w:tc>
+          <w:tcPr>
+            <w:tcW w:type="dxa" w:w="2160"/>
+          </w:tcPr>
+          <w:p>
+            <w:r>
+              <w:rPr>
+                <w:sz w:val="18"/>
+              </w:rPr>
+              <w:t>Medium</w:t>
+            </w:r>
+          </w:p>
+        </w:tc>
+        <w:tc>
+          <w:tcPr>
+            <w:tcW w:type="dxa" w:w="2160"/>
+          </w:tcPr>
+          <w:p>
+            <w:r>
+              <w:rPr>
+                <w:sz w:val="18"/>
+              </w:rPr>
+              <w:t>MYR 300-450m FCF</w:t>
+            </w:r>
+          </w:p>
+        </w:tc>
+        <w:tc>
+          <w:tcPr>
+            <w:tcW w:type="dxa" w:w="2160"/>
+          </w:tcPr>
+          <w:p>
+            <w:r>
+              <w:rPr>
+                <w:sz w:val="18"/>
+              </w:rPr>
+              <w:t>Begin advisor process now; identify alternate proceeds source</w:t>
+            </w:r>
+          </w:p>
+        </w:tc>
+      </w:tr>
+      <w:tr>
+        <w:tc>
+          <w:tcPr>
+            <w:tcW w:type="dxa" w:w="2160"/>
+          </w:tcPr>
+          <w:p>
+            <w:r>
+              <w:rPr>
+                <w:sz w:val="18"/>
+              </w:rPr>
+              <w:t>Receivables collection unpopular with customers</w:t>
+            </w:r>
+          </w:p>
+        </w:tc>
+        <w:tc>
+          <w:tcPr>
+            <w:tcW w:type="dxa" w:w="2160"/>
+          </w:tcPr>
+          <w:p>
+            <w:r>
+              <w:rPr>
+                <w:sz w:val="18"/>
+              </w:rPr>
+              <w:t>Low</w:t>
+            </w:r>
+          </w:p>
+        </w:tc>
+        <w:tc>
+          <w:tcPr>
+            <w:tcW w:type="dxa" w:w="2160"/>
+          </w:tcPr>
+          <w:p>
+            <w:r>
+              <w:rPr>
+                <w:sz w:val="18"/>
+              </w:rPr>
+              <w:t>Customer churn 1-2%</w:t>
+            </w:r>
+          </w:p>
+        </w:tc>
+        <w:tc>
+          <w:tcPr>
+            <w:tcW w:type="dxa" w:w="2160"/>
+          </w:tcPr>
+          <w:p>
+            <w:r>
+              <w:rPr>
+                <w:sz w:val="18"/>
+              </w:rPr>
+              <w:t>Phase implementation; carve-outs for strategic accounts</w:t>
+            </w:r>
+          </w:p>
+        </w:tc>
+      </w:tr>
+      <w:tr>
+        <w:tc>
+          <w:tcPr>
+            <w:tcW w:type="dxa" w:w="2160"/>
+          </w:tcPr>
+          <w:p>
+            <w:r>
+              <w:rPr>
+                <w:sz w:val="18"/>
+              </w:rPr>
+              <w:t>Manufacturing inventory cut hits service levels</w:t>
+            </w:r>
+          </w:p>
+        </w:tc>
+        <w:tc>
+          <w:tcPr>
+            <w:tcW w:type="dxa" w:w="2160"/>
+          </w:tcPr>
+          <w:p>
+            <w:r>
+              <w:rPr>
+                <w:sz w:val="18"/>
+              </w:rPr>
+              <w:t>Medium</w:t>
+            </w:r>
+          </w:p>
+        </w:tc>
+        <w:tc>
+          <w:tcPr>
+            <w:tcW w:type="dxa" w:w="2160"/>
+          </w:tcPr>
+          <w:p>
+            <w:r>
+              <w:rPr>
+                <w:sz w:val="18"/>
+              </w:rPr>
+              <w:t>Stock-out risk on 8 SKUs</w:t>
+            </w:r>
+          </w:p>
+        </w:tc>
+        <w:tc>
+          <w:tcPr>
+            <w:tcW w:type="dxa" w:w="2160"/>
+          </w:tcPr>
+          <w:p>
+            <w:r>
+              <w:rPr>
+                <w:sz w:val="18"/>
+              </w:rPr>
+              <w:t>Targeted SKU-level review; safety-stock retained on critical lines</w:t>
+            </w:r>
+          </w:p>
+        </w:tc>
+      </w:tr>
+      <w:tr>
+        <w:tc>
+          <w:tcPr>
+            <w:tcW w:type="dxa" w:w="2160"/>
+          </w:tcPr>
+          <w:p>
+            <w:r>
+              <w:rPr>
+                <w:sz w:val="18"/>
+              </w:rPr>
+              <w:t>Bank covenants tighten if FCF deteriorates further</w:t>
+            </w:r>
+          </w:p>
+        </w:tc>
+        <w:tc>
+          <w:tcPr>
+            <w:tcW w:type="dxa" w:w="2160"/>
+          </w:tcPr>
+          <w:p>
+            <w:r>
+              <w:rPr>
+                <w:sz w:val="18"/>
+              </w:rPr>
+              <w:t>Low</w:t>
+            </w:r>
+          </w:p>
+        </w:tc>
+        <w:tc>
+          <w:tcPr>
+            <w:tcW w:type="dxa" w:w="2160"/>
+          </w:tcPr>
+          <w:p>
+            <w:r>
+              <w:rPr>
+                <w:sz w:val="18"/>
+              </w:rPr>
+              <w:t>Reputational</w:t>
+            </w:r>
+          </w:p>
+        </w:tc>
+        <w:tc>
+          <w:tcPr>
+            <w:tcW w:type="dxa" w:w="2160"/>
+          </w:tcPr>
+          <w:p>
+            <w:r>
+              <w:rPr>
+                <w:sz w:val="18"/>
+              </w:rPr>
+              <w:t>Proactive lender briefing; covenants currently 1.4× headroom</w:t>
+            </w:r>
+          </w:p>
+        </w:tc>
+      </w:tr>
+    </w:tbl>
+    <w:p>
+      <w:pPr>
+        <w:spacing w:before="240" w:after="80"/>
+      </w:pPr>
+      <w:r>
+        <w:rPr>
+          <w:b/>
+          <w:color w:val="1F2D55"/>
+          <w:sz w:val="26"/>
+        </w:rPr>
+        <w:t>8. Communications</w:t>
+      </w:r>
+    </w:p>
+    <w:p>
+      <w:pPr>
+        <w:spacing w:after="80"/>
+      </w:pPr>
+      <w:r>
+        <w:rPr>
+          <w:i w:val="0"/>
+          <w:sz w:val="20"/>
+        </w:rPr>
+        <w:t>Internal: post-decision, Group CFO to brief Divisional CFOs and Heads of Finance via Teams meeting; cascade to operational managers within 5 working days. External: no required disclosure at this stage; CFO commentary at next analyst briefing to emphasise capital discipline.</w:t>
+      </w:r>
+    </w:p>
+    <w:p>
+      <w:pPr>
+        <w:spacing w:before="240" w:after="80"/>
+      </w:pPr>
+      <w:r>
+        <w:rPr>
+          <w:b/>
+          <w:color w:val="1F2D55"/>
+          <w:sz w:val="26"/>
+        </w:rPr>
+        <w:t>Appendix — Backup analysis</w:t>
+      </w:r>
+    </w:p>
+    <w:p>
+      <w:pPr>
+        <w:pStyle w:val="ListBullet"/>
+        <w:spacing w:after="40"/>
+      </w:pPr>
+      <w:r>
+        <w:rPr>
+          <w:sz w:val="20"/>
+        </w:rPr>
+        <w:t>DSO/DIO/DPO benchmarks across peers (12 ASEAN conglomerates)</w:t>
+      </w:r>
+    </w:p>
+    <w:p>
+      <w:pPr>
+        <w:pStyle w:val="ListBullet"/>
+        <w:spacing w:after="40"/>
+      </w:pPr>
+      <w:r>
+        <w:rPr>
+          <w:sz w:val="20"/>
+        </w:rPr>
+        <w:t>Q3 divestment pipeline (5 assets, modelled proceeds MYR 320-540m)</w:t>
+      </w:r>
+    </w:p>
+    <w:p>
+      <w:pPr>
+        <w:pStyle w:val="ListBullet"/>
+        <w:spacing w:after="40"/>
+      </w:pPr>
+      <w:r>
+        <w:rPr>
+          <w:sz w:val="20"/>
+        </w:rPr>
+        <w:t>Capex pipeline triage (180 projects scored; 22 deferrable)</w:t>
+      </w:r>
+    </w:p>
+    <w:p>
+      <w:pPr>
+        <w:pStyle w:val="ListBullet"/>
+        <w:spacing w:after="40"/>
+      </w:pPr>
+      <w:r>
+        <w:rPr>
+          <w:sz w:val="20"/>
+        </w:rPr>
+        <w:t>Lender covenant headroom analysis (18 facilities)</w:t>
+      </w:r>
+    </w:p>
+    <w:p>
+      <w:pPr>
+        <w:jc w:val="center"/>
+      </w:pPr>
+      <w:r>
+        <w:rPr>
+          <w:i/>
+          <w:color w:val="9CA3AF"/>
+          <w:sz w:val="16"/>
+        </w:rPr>
+        <w:t>— END OF DOCUMENT —</w:t>
       </w:r>
     </w:p>
     <w:sectPr>
